--- a/vi/files/templates/Manuscript_Template_IMRaD_VN.docx
+++ b/vi/files/templates/Manuscript_Template_IMRaD_VN.docx
@@ -180,7 +180,7 @@
               <w:rPr>
                 <w:sz w:val="19"/>
               </w:rPr>
-              <w:t>mỗi học viên dùng mẫu này cho bản thảo của riêng mình về một trong năm câu hỏi FLUID-ICU (Q1 đến Q5): một bài báo nghiên cứu gốc theo hướng dẫn STROBE, khoảng 2,000 từ, viết từ gói kết quả của câu hỏi đó trong Course/Data/results_packs/. Phần Phương pháp và Kết quả được làm mẫu ở Buổi 7, các phần còn lại ở Buổi 8, và bạn tự viết phần của mình ở nhà. Xem Assignment/manuscript_brief_VN.md.</w:t>
+              <w:t>bạn viết phần Kết quả cho một câu hỏi FLUID-ICU (Q1 đến Q5), chỉ dùng số liệu trong gói kết quả của bạn. Bắt buộc: tên bài dự kiến, phần Kết quả, Bảng 1 và một bảng hoặc hình chính, câu về dữ liệu mô phỏng và câu công khai sử dụng AI. Mọi phần khác đều không bắt buộc. Mỗi đề mục dưới đây có ghi rõ. Xem Manuscript_Brief_VN.pdf.</w:t>
             </w:r>
           </w:p>
         </w:tc>
@@ -396,6 +396,34 @@
       </w:pPr>
       <w:r>
         <w:t>Trang tên bài</w:t>
+      </w:r>
+    </w:p>
+    <w:p>
+      <w:pPr>
+        <w:spacing w:after="60"/>
+      </w:pPr>
+      <w:r>
+        <w:rPr>
+          <w:b/>
+          <w:color w:val="055F56"/>
+          <w:sz w:val="18"/>
+        </w:rPr>
+        <w:t xml:space="preserve">Trong khóa học: </w:t>
+      </w:r>
+      <w:r>
+        <w:rPr>
+          <w:b/>
+          <w:color w:val="2E8B57"/>
+          <w:sz w:val="18"/>
+        </w:rPr>
+        <w:t>bắt buộc</w:t>
+      </w:r>
+      <w:r>
+        <w:rPr>
+          <w:color w:val="055F56"/>
+          <w:sz w:val="18"/>
+        </w:rPr>
+        <w:t>. Tên bài dự kiến, tên bạn, và ngay dưới tên bài: “Bản thảo này sử dụng dữ liệu mô phỏng tạo ra cho mục đích đào tạo. Bản thảo không báo cáo người bệnh thật nào.”</w:t>
       </w:r>
     </w:p>
     <w:tbl>
@@ -780,6 +808,27 @@
     </w:p>
     <w:p>
       <w:pPr>
+        <w:spacing w:after="60"/>
+      </w:pPr>
+      <w:r>
+        <w:rPr>
+          <w:b/>
+          <w:color w:val="055F56"/>
+          <w:sz w:val="18"/>
+        </w:rPr>
+        <w:t xml:space="preserve">Trong khóa học: </w:t>
+      </w:r>
+      <w:r>
+        <w:rPr>
+          <w:b/>
+          <w:color w:val="8A5D00"/>
+          <w:sz w:val="18"/>
+        </w:rPr>
+        <w:t>không bắt buộc</w:t>
+      </w:r>
+    </w:p>
+    <w:p>
+      <w:pPr>
         <w:pStyle w:val="Guidance"/>
       </w:pPr>
       <w:r>
@@ -925,6 +974,27 @@
       </w:pPr>
       <w:r>
         <w:t>Đặt vấn đề</w:t>
+      </w:r>
+    </w:p>
+    <w:p>
+      <w:pPr>
+        <w:spacing w:after="60"/>
+      </w:pPr>
+      <w:r>
+        <w:rPr>
+          <w:b/>
+          <w:color w:val="055F56"/>
+          <w:sz w:val="18"/>
+        </w:rPr>
+        <w:t xml:space="preserve">Trong khóa học: </w:t>
+      </w:r>
+      <w:r>
+        <w:rPr>
+          <w:b/>
+          <w:color w:val="8A5D00"/>
+          <w:sz w:val="18"/>
+        </w:rPr>
+        <w:t>không bắt buộc</w:t>
       </w:r>
     </w:p>
     <w:p>
@@ -1299,6 +1369,34 @@
     </w:p>
     <w:p>
       <w:pPr>
+        <w:spacing w:after="60"/>
+      </w:pPr>
+      <w:r>
+        <w:rPr>
+          <w:b/>
+          <w:color w:val="055F56"/>
+          <w:sz w:val="18"/>
+        </w:rPr>
+        <w:t xml:space="preserve">Trong khóa học: </w:t>
+      </w:r>
+      <w:r>
+        <w:rPr>
+          <w:b/>
+          <w:color w:val="8A5D00"/>
+          <w:sz w:val="18"/>
+        </w:rPr>
+        <w:t>không bắt buộc</w:t>
+      </w:r>
+      <w:r>
+        <w:rPr>
+          <w:color w:val="055F56"/>
+          <w:sz w:val="18"/>
+        </w:rPr>
+        <w:t>. Thông tin có trong gói kết quả, SAP và từ điển dữ liệu</w:t>
+      </w:r>
+    </w:p>
+    <w:p>
+      <w:pPr>
         <w:pStyle w:val="Guidance"/>
       </w:pPr>
       <w:r>
@@ -1542,6 +1640,34 @@
     </w:p>
     <w:p>
       <w:pPr>
+        <w:spacing w:after="60"/>
+      </w:pPr>
+      <w:r>
+        <w:rPr>
+          <w:b/>
+          <w:color w:val="055F56"/>
+          <w:sz w:val="18"/>
+        </w:rPr>
+        <w:t xml:space="preserve">Trong khóa học: </w:t>
+      </w:r>
+      <w:r>
+        <w:rPr>
+          <w:b/>
+          <w:color w:val="2E8B57"/>
+          <w:sz w:val="18"/>
+        </w:rPr>
+        <w:t>bắt buộc</w:t>
+      </w:r>
+      <w:r>
+        <w:rPr>
+          <w:color w:val="055F56"/>
+          <w:sz w:val="18"/>
+        </w:rPr>
+        <w:t>. Mục 13 đến 17 của STROBE, khoảng 400 đến 600 từ</w:t>
+      </w:r>
+    </w:p>
+    <w:p>
+      <w:pPr>
         <w:pStyle w:val="Guidance"/>
       </w:pPr>
       <w:r>
@@ -1644,6 +1770,27 @@
       </w:pPr>
       <w:r>
         <w:t>Bàn luận</w:t>
+      </w:r>
+    </w:p>
+    <w:p>
+      <w:pPr>
+        <w:spacing w:after="60"/>
+      </w:pPr>
+      <w:r>
+        <w:rPr>
+          <w:b/>
+          <w:color w:val="055F56"/>
+          <w:sz w:val="18"/>
+        </w:rPr>
+        <w:t xml:space="preserve">Trong khóa học: </w:t>
+      </w:r>
+      <w:r>
+        <w:rPr>
+          <w:b/>
+          <w:color w:val="8A5D00"/>
+          <w:sz w:val="18"/>
+        </w:rPr>
+        <w:t>không bắt buộc</w:t>
       </w:r>
     </w:p>
     <w:p>
@@ -2079,6 +2226,27 @@
     </w:p>
     <w:p>
       <w:pPr>
+        <w:spacing w:after="60"/>
+      </w:pPr>
+      <w:r>
+        <w:rPr>
+          <w:b/>
+          <w:color w:val="055F56"/>
+          <w:sz w:val="18"/>
+        </w:rPr>
+        <w:t xml:space="preserve">Trong khóa học: </w:t>
+      </w:r>
+      <w:r>
+        <w:rPr>
+          <w:b/>
+          <w:color w:val="8A5D00"/>
+          <w:sz w:val="18"/>
+        </w:rPr>
+        <w:t>không bắt buộc</w:t>
+      </w:r>
+    </w:p>
+    <w:p>
+      <w:pPr>
         <w:pStyle w:val="Guidance"/>
       </w:pPr>
       <w:r>
@@ -2122,6 +2290,34 @@
       </w:pPr>
       <w:r>
         <w:t>Các tuyên bố</w:t>
+      </w:r>
+    </w:p>
+    <w:p>
+      <w:pPr>
+        <w:spacing w:after="60"/>
+      </w:pPr>
+      <w:r>
+        <w:rPr>
+          <w:b/>
+          <w:color w:val="055F56"/>
+          <w:sz w:val="18"/>
+        </w:rPr>
+        <w:t xml:space="preserve">Trong khóa học: </w:t>
+      </w:r>
+      <w:r>
+        <w:rPr>
+          <w:b/>
+          <w:color w:val="2E8B57"/>
+          <w:sz w:val="18"/>
+        </w:rPr>
+        <w:t>bắt buộc</w:t>
+      </w:r>
+      <w:r>
+        <w:rPr>
+          <w:color w:val="055F56"/>
+          <w:sz w:val="18"/>
+        </w:rPr>
+        <w:t>. Chỉ câu công khai sử dụng AI</w:t>
       </w:r>
     </w:p>
     <w:p>
@@ -4986,6 +5182,27 @@
     </w:p>
     <w:p>
       <w:pPr>
+        <w:spacing w:after="60"/>
+      </w:pPr>
+      <w:r>
+        <w:rPr>
+          <w:b/>
+          <w:color w:val="055F56"/>
+          <w:sz w:val="18"/>
+        </w:rPr>
+        <w:t xml:space="preserve">Trong khóa học: </w:t>
+      </w:r>
+      <w:r>
+        <w:rPr>
+          <w:b/>
+          <w:color w:val="8A5D00"/>
+          <w:sz w:val="18"/>
+        </w:rPr>
+        <w:t>không bắt buộc</w:t>
+      </w:r>
+    </w:p>
+    <w:p>
+      <w:pPr>
         <w:pStyle w:val="Guidance"/>
       </w:pPr>
       <w:r>
@@ -5037,6 +5254,34 @@
       </w:pPr>
       <w:r>
         <w:t>Bảng và hình</w:t>
+      </w:r>
+    </w:p>
+    <w:p>
+      <w:pPr>
+        <w:spacing w:after="60"/>
+      </w:pPr>
+      <w:r>
+        <w:rPr>
+          <w:b/>
+          <w:color w:val="055F56"/>
+          <w:sz w:val="18"/>
+        </w:rPr>
+        <w:t xml:space="preserve">Trong khóa học: </w:t>
+      </w:r>
+      <w:r>
+        <w:rPr>
+          <w:b/>
+          <w:color w:val="2E8B57"/>
+          <w:sz w:val="18"/>
+        </w:rPr>
+        <w:t>bắt buộc</w:t>
+      </w:r>
+      <w:r>
+        <w:rPr>
+          <w:color w:val="055F56"/>
+          <w:sz w:val="18"/>
+        </w:rPr>
+        <w:t>. Bảng 1 và một bảng hoặc hình kết quả chính, lấy từ gói kết quả</w:t>
       </w:r>
     </w:p>
     <w:p>

--- a/vi/files/templates/Manuscript_Template_IMRaD_VN.docx
+++ b/vi/files/templates/Manuscript_Template_IMRaD_VN.docx
@@ -180,7 +180,7 @@
               <w:rPr>
                 <w:sz w:val="19"/>
               </w:rPr>
-              <w:t>bạn viết phần Kết quả cho một câu hỏi FLUID-ICU (Q1 đến Q5), chỉ dùng số liệu trong gói kết quả của bạn. Bắt buộc: tên bài dự kiến, phần Kết quả, Bảng 1 và một bảng hoặc hình chính, câu về dữ liệu mô phỏng và câu công khai sử dụng AI. Mọi phần khác đều không bắt buộc. Mỗi đề mục dưới đây có ghi rõ. Xem Manuscript_Brief_VN.pdf.</w:t>
+              <w:t>bạn viết phần Kết quả cho một câu hỏi FLUID-ICU (Q1 đến Q5), chỉ dùng số liệu trong gói kết quả của bạn. Bắt buộc: tên bài dự kiến, phần Kết quả, Bảng 1 và một bảng hoặc hình chính, và câu công khai sử dụng AI. Mọi phần khác đều không bắt buộc. Mỗi đề mục dưới đây có ghi rõ. Xem Manuscript_Brief_VN.pdf.</w:t>
             </w:r>
           </w:p>
         </w:tc>
@@ -423,7 +423,7 @@
           <w:color w:val="055F56"/>
           <w:sz w:val="18"/>
         </w:rPr>
-        <w:t>. Tên bài dự kiến, tên bạn, và ngay dưới tên bài: “Bản thảo này sử dụng dữ liệu mô phỏng tạo ra cho mục đích đào tạo. Bản thảo không báo cáo người bệnh thật nào.”</w:t>
+        <w:t>. Tên bài dự kiến và tên bạn</w:t>
       </w:r>
     </w:p>
     <w:tbl>

--- a/vi/files/templates/Manuscript_Template_IMRaD_VN.docx
+++ b/vi/files/templates/Manuscript_Template_IMRaD_VN.docx
@@ -795,7 +795,7 @@
         <w:rPr>
           <w:i/>
         </w:rPr>
-        <w:t>Chiến lược truyền dịch hạn chế so với thường quy và tử vong 28 ngày ở người lớn bị sốc nhiễm khuẩn: một thử nghiệm ngẫu nhiên có đối chứng thí điểm.</w:t>
+        <w:t>Restrictive versus usual fluid strategy and 28-day mortality in adults with septic shock: a pilot randomised controlled trial.</w:t>
       </w:r>
     </w:p>
     <w:p>
@@ -1761,7 +1761,7 @@
         <w:rPr>
           <w:i/>
         </w:rPr>
-        <w:t>Trong 412 người bệnh được sàng lọc, 60 người được phân bổ ngẫu nhiên và 58 người được phân tích (Hình 1). Đến ngày 28, 9 trong 29 (31%) người bệnh ở nhóm hạn chế dịch và 11 trong 29 (38%) ở nhóm chăm sóc thường quy đã tử vong (nguy cơ tương đối 0.82, KTC 95% 0.40 đến 1.68).  [Số liệu hư cấu, chỉ để minh họa.]</w:t>
+        <w:t>Of 412 patients screened, 60 were randomised and 58 analysed (Figure 1). By day 28, 9 of 29 (31%) patients in the restrictive group and 11 of 29 (38%) in the usual-care group had died (risk ratio 0.82, 95% CI 0.40 to 1.68).  [Fictional numbers, for illustration only.]</w:t>
       </w:r>
     </w:p>
     <w:p>
@@ -2272,7 +2272,7 @@
         <w:rPr>
           <w:i/>
         </w:rPr>
-        <w:t>Trong thử nghiệm thí điểm này, chiến lược truyền dịch hạn chế là khả thi. Việc chiến lược này có làm giảm tử vong hay không cần một thử nghiệm lớn hơn.</w:t>
+        <w:t>In this pilot trial, a restrictive fluid strategy was feasible. Whether it reduces mortality needs a larger trial.</w:t>
       </w:r>
     </w:p>
     <w:p>
